--- a/flow/20230914_vu_template/drafts/2023-11-u/09-ЧТ-мчч.Онисифора й Порфирія.docx
+++ b/flow/20230914_vu_template/drafts/2023-11-u/09-ЧТ-мчч.Онисифора й Порфирія.docx
@@ -5863,6 +5863,83 @@
       </w:r>
     </w:p>
     <w:p>
+      <w:pPr/>
+      <w:r>
+        <w:rPr>
+          <w:rFonts w:ascii="Times New Roman" w:hAnsi="Times New Roman"/>
+          <w:i/>
+          <w:color w:val="FF0000"/>
+          <w:sz w:val="24"/>
+        </w:rPr>
+        <w:t>Тропар (г. 4):</w:t>
+      </w:r>
+      <w:r>
+        <w:rPr>
+          <w:rFonts w:ascii="Times New Roman" w:hAnsi="Times New Roman"/>
+          <w:color w:val="FF0000"/>
+          <w:sz w:val="24"/>
+        </w:rPr>
+        <w:t xml:space="preserve"> </w:t>
+      </w:r>
+      <w:r>
+        <w:rPr>
+          <w:rFonts w:ascii="Times New Roman" w:hAnsi="Times New Roman"/>
+          <w:color w:val="000000"/>
+          <w:sz w:val="24"/>
+        </w:rPr>
+        <w:t>Мученики Твої, Господи,* у стражданнях своїх прийняли вінець нетлінний від Тебе, Бога нашого,* мавши бо кріпость Твою, вони мучителів подолали,* сокрушили і демонів зухвальства безсильні.* Їх молитвами спаси душі наші.</w:t>
+      </w:r>
+    </w:p>
+    <w:p>
+      <w:pPr/>
+      <w:r>
+        <w:rPr>
+          <w:rFonts w:ascii="Times New Roman" w:hAnsi="Times New Roman"/>
+          <w:i/>
+          <w:color w:val="FF0000"/>
+          <w:sz w:val="24"/>
+        </w:rPr>
+        <w:t>Тропар (г. 8):</w:t>
+      </w:r>
+      <w:r>
+        <w:rPr>
+          <w:rFonts w:ascii="Times New Roman" w:hAnsi="Times New Roman"/>
+          <w:color w:val="FF0000"/>
+          <w:sz w:val="24"/>
+        </w:rPr>
+        <w:t xml:space="preserve"> </w:t>
+      </w:r>
+      <w:r>
+        <w:rPr>
+          <w:rFonts w:ascii="Times New Roman" w:hAnsi="Times New Roman"/>
+          <w:color w:val="000000"/>
+          <w:sz w:val="24"/>
+        </w:rPr>
+        <w:t xml:space="preserve">В тобі, мати, дбайливо зберігся образ,* </w:t>
+      </w:r>
+      <w:r>
+        <w:rPr>
+          <w:rFonts w:ascii="Times New Roman" w:hAnsi="Times New Roman"/>
+          <w:color w:val="000000"/>
+          <w:sz w:val="24"/>
+        </w:rPr>
+        <w:t>бо, прийнявши хрест, ти пішла слідом за Христом* і ділом навчала ти погорджувати тілом, бо воно проминає,* а дбати про душу – єство безсмертне.* Тим-то з ангелами разом радується,* преподобна Матроно, дух твій.</w:t>
+      </w:r>
+    </w:p>
+    <w:p>
+      <w:pPr/>
+      <w:r>
+        <w:rPr>
+          <w:b/>
+        </w:rPr>
+        <w:t xml:space="preserve">І нині: </w:t>
+      </w:r>
+      <w:r>
+        <w:rPr/>
+        <w:t>богородичний</w:t>
+      </w:r>
+    </w:p>
+    <w:p>
       <w:pPr>
         <w:pStyle w:val="Heading3"/>
         <w:spacing w:after="120" w:before="0" w:lineRule="auto"/>
@@ -10755,10 +10832,9 @@
           <w:rFonts w:ascii="Times New Roman" w:cs="Times New Roman" w:eastAsia="Times New Roman" w:hAnsi="Times New Roman"/>
           <w:i w:val="1"/>
           <w:color w:val="ff0000"/>
-          <w:highlight w:val="yellow"/>
-          <w:rtl w:val="0"/>
-        </w:rPr>
-        <w:t xml:space="preserve">???</w:t>
+          <w:rtl w:val="0"/>
+        </w:rPr>
+        <w:t>4</w:t>
       </w:r>
       <w:r>
         <w:rPr>
@@ -11150,6 +11226,83 @@
       </w:r>
     </w:p>
     <w:p>
+      <w:pPr/>
+      <w:r>
+        <w:rPr>
+          <w:rFonts w:ascii="Times New Roman" w:hAnsi="Times New Roman"/>
+          <w:i/>
+          <w:color w:val="FF0000"/>
+          <w:sz w:val="24"/>
+        </w:rPr>
+        <w:t>Тропар (г. 4):</w:t>
+      </w:r>
+      <w:r>
+        <w:rPr>
+          <w:rFonts w:ascii="Times New Roman" w:hAnsi="Times New Roman"/>
+          <w:color w:val="FF0000"/>
+          <w:sz w:val="24"/>
+        </w:rPr>
+        <w:t xml:space="preserve"> </w:t>
+      </w:r>
+      <w:r>
+        <w:rPr>
+          <w:rFonts w:ascii="Times New Roman" w:hAnsi="Times New Roman"/>
+          <w:color w:val="000000"/>
+          <w:sz w:val="24"/>
+        </w:rPr>
+        <w:t>Мученики Твої, Господи,* у стражданнях своїх прийняли вінець нетлінний від Тебе, Бога нашого,* мавши бо кріпость Твою, вони мучителів подолали,* сокрушили і демонів зухвальства безсильні.* Їх молитвами спаси душі наші.</w:t>
+      </w:r>
+    </w:p>
+    <w:p>
+      <w:pPr/>
+      <w:r>
+        <w:rPr>
+          <w:rFonts w:ascii="Times New Roman" w:hAnsi="Times New Roman"/>
+          <w:i/>
+          <w:color w:val="FF0000"/>
+          <w:sz w:val="24"/>
+        </w:rPr>
+        <w:t>Тропар (г. 8):</w:t>
+      </w:r>
+      <w:r>
+        <w:rPr>
+          <w:rFonts w:ascii="Times New Roman" w:hAnsi="Times New Roman"/>
+          <w:color w:val="FF0000"/>
+          <w:sz w:val="24"/>
+        </w:rPr>
+        <w:t xml:space="preserve"> </w:t>
+      </w:r>
+      <w:r>
+        <w:rPr>
+          <w:rFonts w:ascii="Times New Roman" w:hAnsi="Times New Roman"/>
+          <w:color w:val="000000"/>
+          <w:sz w:val="24"/>
+        </w:rPr>
+        <w:t xml:space="preserve">В тобі, мати, дбайливо зберігся образ,* </w:t>
+      </w:r>
+      <w:r>
+        <w:rPr>
+          <w:rFonts w:ascii="Times New Roman" w:hAnsi="Times New Roman"/>
+          <w:color w:val="000000"/>
+          <w:sz w:val="24"/>
+        </w:rPr>
+        <w:t>бо, прийнявши хрест, ти пішла слідом за Христом* і ділом навчала ти погорджувати тілом, бо воно проминає,* а дбати про душу – єство безсмертне.* Тим-то з ангелами разом радується,* преподобна Матроно, дух твій.</w:t>
+      </w:r>
+    </w:p>
+    <w:p>
+      <w:pPr/>
+      <w:r>
+        <w:rPr>
+          <w:b/>
+        </w:rPr>
+        <w:t xml:space="preserve">І нині: </w:t>
+      </w:r>
+      <w:r>
+        <w:rPr/>
+        <w:t>богородичний</w:t>
+      </w:r>
+    </w:p>
+    <w:p>
       <w:pPr>
         <w:pStyle w:val="Heading3"/>
         <w:spacing w:after="120" w:before="0" w:lineRule="auto"/>
@@ -11624,6 +11777,83 @@
       </w:r>
     </w:p>
     <w:p>
+      <w:pPr/>
+      <w:r>
+        <w:rPr>
+          <w:rFonts w:ascii="Times New Roman" w:hAnsi="Times New Roman"/>
+          <w:i/>
+          <w:color w:val="FF0000"/>
+          <w:sz w:val="24"/>
+        </w:rPr>
+        <w:t>Тропар (г. 4):</w:t>
+      </w:r>
+      <w:r>
+        <w:rPr>
+          <w:rFonts w:ascii="Times New Roman" w:hAnsi="Times New Roman"/>
+          <w:color w:val="FF0000"/>
+          <w:sz w:val="24"/>
+        </w:rPr>
+        <w:t xml:space="preserve"> </w:t>
+      </w:r>
+      <w:r>
+        <w:rPr>
+          <w:rFonts w:ascii="Times New Roman" w:hAnsi="Times New Roman"/>
+          <w:color w:val="000000"/>
+          <w:sz w:val="24"/>
+        </w:rPr>
+        <w:t>Мученики Твої, Господи,* у стражданнях своїх прийняли вінець нетлінний від Тебе, Бога нашого,* мавши бо кріпость Твою, вони мучителів подолали,* сокрушили і демонів зухвальства безсильні.* Їх молитвами спаси душі наші.</w:t>
+      </w:r>
+    </w:p>
+    <w:p>
+      <w:pPr/>
+      <w:r>
+        <w:rPr>
+          <w:rFonts w:ascii="Times New Roman" w:hAnsi="Times New Roman"/>
+          <w:i/>
+          <w:color w:val="FF0000"/>
+          <w:sz w:val="24"/>
+        </w:rPr>
+        <w:t>Тропар (г. 8):</w:t>
+      </w:r>
+      <w:r>
+        <w:rPr>
+          <w:rFonts w:ascii="Times New Roman" w:hAnsi="Times New Roman"/>
+          <w:color w:val="FF0000"/>
+          <w:sz w:val="24"/>
+        </w:rPr>
+        <w:t xml:space="preserve"> </w:t>
+      </w:r>
+      <w:r>
+        <w:rPr>
+          <w:rFonts w:ascii="Times New Roman" w:hAnsi="Times New Roman"/>
+          <w:color w:val="000000"/>
+          <w:sz w:val="24"/>
+        </w:rPr>
+        <w:t xml:space="preserve">В тобі, мати, дбайливо зберігся образ,* </w:t>
+      </w:r>
+      <w:r>
+        <w:rPr>
+          <w:rFonts w:ascii="Times New Roman" w:hAnsi="Times New Roman"/>
+          <w:color w:val="000000"/>
+          <w:sz w:val="24"/>
+        </w:rPr>
+        <w:t>бо, прийнявши хрест, ти пішла слідом за Христом* і ділом навчала ти погорджувати тілом, бо воно проминає,* а дбати про душу – єство безсмертне.* Тим-то з ангелами разом радується,* преподобна Матроно, дух твій.</w:t>
+      </w:r>
+    </w:p>
+    <w:p>
+      <w:pPr/>
+      <w:r>
+        <w:rPr>
+          <w:b/>
+        </w:rPr>
+        <w:t xml:space="preserve">І нині: </w:t>
+      </w:r>
+      <w:r>
+        <w:rPr/>
+        <w:t>богородичний</w:t>
+      </w:r>
+    </w:p>
+    <w:p>
       <w:pPr>
         <w:pStyle w:val="Heading3"/>
         <w:spacing w:after="120" w:before="0" w:lineRule="auto"/>
@@ -12622,6 +12852,83 @@
       </w:r>
     </w:p>
     <w:p>
+      <w:pPr/>
+      <w:r>
+        <w:rPr>
+          <w:rFonts w:ascii="Times New Roman" w:hAnsi="Times New Roman"/>
+          <w:i/>
+          <w:color w:val="FF0000"/>
+          <w:sz w:val="24"/>
+        </w:rPr>
+        <w:t>Тропар (г. 4):</w:t>
+      </w:r>
+      <w:r>
+        <w:rPr>
+          <w:rFonts w:ascii="Times New Roman" w:hAnsi="Times New Roman"/>
+          <w:color w:val="FF0000"/>
+          <w:sz w:val="24"/>
+        </w:rPr>
+        <w:t xml:space="preserve"> </w:t>
+      </w:r>
+      <w:r>
+        <w:rPr>
+          <w:rFonts w:ascii="Times New Roman" w:hAnsi="Times New Roman"/>
+          <w:color w:val="000000"/>
+          <w:sz w:val="24"/>
+        </w:rPr>
+        <w:t>Мученики Твої, Господи,* у стражданнях своїх прийняли вінець нетлінний від Тебе, Бога нашого,* мавши бо кріпость Твою, вони мучителів подолали,* сокрушили і демонів зухвальства безсильні.* Їх молитвами спаси душі наші.</w:t>
+      </w:r>
+    </w:p>
+    <w:p>
+      <w:pPr/>
+      <w:r>
+        <w:rPr>
+          <w:rFonts w:ascii="Times New Roman" w:hAnsi="Times New Roman"/>
+          <w:i/>
+          <w:color w:val="FF0000"/>
+          <w:sz w:val="24"/>
+        </w:rPr>
+        <w:t>Тропар (г. 8):</w:t>
+      </w:r>
+      <w:r>
+        <w:rPr>
+          <w:rFonts w:ascii="Times New Roman" w:hAnsi="Times New Roman"/>
+          <w:color w:val="FF0000"/>
+          <w:sz w:val="24"/>
+        </w:rPr>
+        <w:t xml:space="preserve"> </w:t>
+      </w:r>
+      <w:r>
+        <w:rPr>
+          <w:rFonts w:ascii="Times New Roman" w:hAnsi="Times New Roman"/>
+          <w:color w:val="000000"/>
+          <w:sz w:val="24"/>
+        </w:rPr>
+        <w:t xml:space="preserve">В тобі, мати, дбайливо зберігся образ,* </w:t>
+      </w:r>
+      <w:r>
+        <w:rPr>
+          <w:rFonts w:ascii="Times New Roman" w:hAnsi="Times New Roman"/>
+          <w:color w:val="000000"/>
+          <w:sz w:val="24"/>
+        </w:rPr>
+        <w:t>бо, прийнявши хрест, ти пішла слідом за Христом* і ділом навчала ти погорджувати тілом, бо воно проминає,* а дбати про душу – єство безсмертне.* Тим-то з ангелами разом радується,* преподобна Матроно, дух твій.</w:t>
+      </w:r>
+    </w:p>
+    <w:p>
+      <w:pPr/>
+      <w:r>
+        <w:rPr>
+          <w:b/>
+        </w:rPr>
+        <w:t xml:space="preserve">І нині: </w:t>
+      </w:r>
+      <w:r>
+        <w:rPr/>
+        <w:t>богородичний</w:t>
+      </w:r>
+    </w:p>
+    <w:p>
       <w:pPr>
         <w:pStyle w:val="Heading3"/>
         <w:spacing w:after="120" w:before="0" w:lineRule="auto"/>
@@ -13005,6 +13312,83 @@
       </w:r>
     </w:p>
     <w:p>
+      <w:pPr/>
+      <w:r>
+        <w:rPr>
+          <w:rFonts w:ascii="Times New Roman" w:hAnsi="Times New Roman"/>
+          <w:i/>
+          <w:color w:val="FF0000"/>
+          <w:sz w:val="24"/>
+        </w:rPr>
+        <w:t>Тропар (г. 4):</w:t>
+      </w:r>
+      <w:r>
+        <w:rPr>
+          <w:rFonts w:ascii="Times New Roman" w:hAnsi="Times New Roman"/>
+          <w:color w:val="FF0000"/>
+          <w:sz w:val="24"/>
+        </w:rPr>
+        <w:t xml:space="preserve"> </w:t>
+      </w:r>
+      <w:r>
+        <w:rPr>
+          <w:rFonts w:ascii="Times New Roman" w:hAnsi="Times New Roman"/>
+          <w:color w:val="000000"/>
+          <w:sz w:val="24"/>
+        </w:rPr>
+        <w:t>Мученики Твої, Господи,* у стражданнях своїх прийняли вінець нетлінний від Тебе, Бога нашого,* мавши бо кріпость Твою, вони мучителів подолали,* сокрушили і демонів зухвальства безсильні.* Їх молитвами спаси душі наші.</w:t>
+      </w:r>
+    </w:p>
+    <w:p>
+      <w:pPr/>
+      <w:r>
+        <w:rPr>
+          <w:rFonts w:ascii="Times New Roman" w:hAnsi="Times New Roman"/>
+          <w:i/>
+          <w:color w:val="FF0000"/>
+          <w:sz w:val="24"/>
+        </w:rPr>
+        <w:t>Тропар (г. 8):</w:t>
+      </w:r>
+      <w:r>
+        <w:rPr>
+          <w:rFonts w:ascii="Times New Roman" w:hAnsi="Times New Roman"/>
+          <w:color w:val="FF0000"/>
+          <w:sz w:val="24"/>
+        </w:rPr>
+        <w:t xml:space="preserve"> </w:t>
+      </w:r>
+      <w:r>
+        <w:rPr>
+          <w:rFonts w:ascii="Times New Roman" w:hAnsi="Times New Roman"/>
+          <w:color w:val="000000"/>
+          <w:sz w:val="24"/>
+        </w:rPr>
+        <w:t xml:space="preserve">В тобі, мати, дбайливо зберігся образ,* </w:t>
+      </w:r>
+      <w:r>
+        <w:rPr>
+          <w:rFonts w:ascii="Times New Roman" w:hAnsi="Times New Roman"/>
+          <w:color w:val="000000"/>
+          <w:sz w:val="24"/>
+        </w:rPr>
+        <w:t>бо, прийнявши хрест, ти пішла слідом за Христом* і ділом навчала ти погорджувати тілом, бо воно проминає,* а дбати про душу – єство безсмертне.* Тим-то з ангелами разом радується,* преподобна Матроно, дух твій.</w:t>
+      </w:r>
+    </w:p>
+    <w:p>
+      <w:pPr/>
+      <w:r>
+        <w:rPr>
+          <w:b/>
+        </w:rPr>
+        <w:t xml:space="preserve">І нині: </w:t>
+      </w:r>
+      <w:r>
+        <w:rPr/>
+        <w:t>богородичний</w:t>
+      </w:r>
+    </w:p>
+    <w:p>
       <w:pPr>
         <w:pStyle w:val="Heading3"/>
         <w:spacing w:after="120" w:before="0" w:lineRule="auto"/>
@@ -13927,6 +14311,83 @@
         <w:rPr>
           <w:rtl w:val="0"/>
         </w:rPr>
+      </w:r>
+    </w:p>
+    <w:p>
+      <w:pPr/>
+      <w:r>
+        <w:rPr>
+          <w:rFonts w:ascii="Times New Roman" w:hAnsi="Times New Roman"/>
+          <w:i/>
+          <w:color w:val="FF0000"/>
+          <w:sz w:val="24"/>
+        </w:rPr>
+        <w:t>Тропар (г. 4):</w:t>
+      </w:r>
+      <w:r>
+        <w:rPr>
+          <w:rFonts w:ascii="Times New Roman" w:hAnsi="Times New Roman"/>
+          <w:color w:val="FF0000"/>
+          <w:sz w:val="24"/>
+        </w:rPr>
+        <w:t xml:space="preserve"> </w:t>
+      </w:r>
+      <w:r>
+        <w:rPr>
+          <w:rFonts w:ascii="Times New Roman" w:hAnsi="Times New Roman"/>
+          <w:color w:val="000000"/>
+          <w:sz w:val="24"/>
+        </w:rPr>
+        <w:t>Мученики Твої, Господи,* у стражданнях своїх прийняли вінець нетлінний від Тебе, Бога нашого,* мавши бо кріпость Твою, вони мучителів подолали,* сокрушили і демонів зухвальства безсильні.* Їх молитвами спаси душі наші.</w:t>
+      </w:r>
+    </w:p>
+    <w:p>
+      <w:pPr/>
+      <w:r>
+        <w:rPr>
+          <w:rFonts w:ascii="Times New Roman" w:hAnsi="Times New Roman"/>
+          <w:i/>
+          <w:color w:val="FF0000"/>
+          <w:sz w:val="24"/>
+        </w:rPr>
+        <w:t>Тропар (г. 8):</w:t>
+      </w:r>
+      <w:r>
+        <w:rPr>
+          <w:rFonts w:ascii="Times New Roman" w:hAnsi="Times New Roman"/>
+          <w:color w:val="FF0000"/>
+          <w:sz w:val="24"/>
+        </w:rPr>
+        <w:t xml:space="preserve"> </w:t>
+      </w:r>
+      <w:r>
+        <w:rPr>
+          <w:rFonts w:ascii="Times New Roman" w:hAnsi="Times New Roman"/>
+          <w:color w:val="000000"/>
+          <w:sz w:val="24"/>
+        </w:rPr>
+        <w:t xml:space="preserve">В тобі, мати, дбайливо зберігся образ,* </w:t>
+      </w:r>
+      <w:r>
+        <w:rPr>
+          <w:rFonts w:ascii="Times New Roman" w:hAnsi="Times New Roman"/>
+          <w:color w:val="000000"/>
+          <w:sz w:val="24"/>
+        </w:rPr>
+        <w:t>бо, прийнявши хрест, ти пішла слідом за Христом* і ділом навчала ти погорджувати тілом, бо воно проминає,* а дбати про душу – єство безсмертне.* Тим-то з ангелами разом радується,* преподобна Матроно, дух твій.</w:t>
+      </w:r>
+    </w:p>
+    <w:p>
+      <w:pPr/>
+      <w:r>
+        <w:rPr>
+          <w:b/>
+        </w:rPr>
+        <w:t xml:space="preserve">І нині: </w:t>
+      </w:r>
+      <w:r>
+        <w:rPr/>
+        <w:t>богородичний</w:t>
       </w:r>
     </w:p>
     <w:p>
@@ -17244,6 +17705,83 @@
         <w:rPr>
           <w:rtl w:val="0"/>
         </w:rPr>
+      </w:r>
+    </w:p>
+    <w:p>
+      <w:pPr/>
+      <w:r>
+        <w:rPr>
+          <w:rFonts w:ascii="Times New Roman" w:hAnsi="Times New Roman"/>
+          <w:i/>
+          <w:color w:val="FF0000"/>
+          <w:sz w:val="24"/>
+        </w:rPr>
+        <w:t>Тропар (г. 4):</w:t>
+      </w:r>
+      <w:r>
+        <w:rPr>
+          <w:rFonts w:ascii="Times New Roman" w:hAnsi="Times New Roman"/>
+          <w:color w:val="FF0000"/>
+          <w:sz w:val="24"/>
+        </w:rPr>
+        <w:t xml:space="preserve"> </w:t>
+      </w:r>
+      <w:r>
+        <w:rPr>
+          <w:rFonts w:ascii="Times New Roman" w:hAnsi="Times New Roman"/>
+          <w:color w:val="000000"/>
+          <w:sz w:val="24"/>
+        </w:rPr>
+        <w:t>Мученики Твої, Господи,* у стражданнях своїх прийняли вінець нетлінний від Тебе, Бога нашого,* мавши бо кріпость Твою, вони мучителів подолали,* сокрушили і демонів зухвальства безсильні.* Їх молитвами спаси душі наші.</w:t>
+      </w:r>
+    </w:p>
+    <w:p>
+      <w:pPr/>
+      <w:r>
+        <w:rPr>
+          <w:rFonts w:ascii="Times New Roman" w:hAnsi="Times New Roman"/>
+          <w:i/>
+          <w:color w:val="FF0000"/>
+          <w:sz w:val="24"/>
+        </w:rPr>
+        <w:t>Тропар (г. 8):</w:t>
+      </w:r>
+      <w:r>
+        <w:rPr>
+          <w:rFonts w:ascii="Times New Roman" w:hAnsi="Times New Roman"/>
+          <w:color w:val="FF0000"/>
+          <w:sz w:val="24"/>
+        </w:rPr>
+        <w:t xml:space="preserve"> </w:t>
+      </w:r>
+      <w:r>
+        <w:rPr>
+          <w:rFonts w:ascii="Times New Roman" w:hAnsi="Times New Roman"/>
+          <w:color w:val="000000"/>
+          <w:sz w:val="24"/>
+        </w:rPr>
+        <w:t xml:space="preserve">В тобі, мати, дбайливо зберігся образ,* </w:t>
+      </w:r>
+      <w:r>
+        <w:rPr>
+          <w:rFonts w:ascii="Times New Roman" w:hAnsi="Times New Roman"/>
+          <w:color w:val="000000"/>
+          <w:sz w:val="24"/>
+        </w:rPr>
+        <w:t>бо, прийнявши хрест, ти пішла слідом за Христом* і ділом навчала ти погорджувати тілом, бо воно проминає,* а дбати про душу – єство безсмертне.* Тим-то з ангелами разом радується,* преподобна Матроно, дух твій.</w:t>
+      </w:r>
+    </w:p>
+    <w:p>
+      <w:pPr/>
+      <w:r>
+        <w:rPr>
+          <w:b/>
+        </w:rPr>
+        <w:t xml:space="preserve">І нині: </w:t>
+      </w:r>
+      <w:r>
+        <w:rPr/>
+        <w:t>богородичний</w:t>
       </w:r>
     </w:p>
     <w:p>

--- a/flow/20230914_vu_template/drafts/2023-11-u/09-ЧТ-мчч.Онисифора й Порфирія.docx
+++ b/flow/20230914_vu_template/drafts/2023-11-u/09-ЧТ-мчч.Онисифора й Порфирія.docx
@@ -5863,83 +5863,6 @@
       </w:r>
     </w:p>
     <w:p>
-      <w:pPr/>
-      <w:r>
-        <w:rPr>
-          <w:rFonts w:ascii="Times New Roman" w:hAnsi="Times New Roman"/>
-          <w:i/>
-          <w:color w:val="FF0000"/>
-          <w:sz w:val="24"/>
-        </w:rPr>
-        <w:t>Тропар (г. 4):</w:t>
-      </w:r>
-      <w:r>
-        <w:rPr>
-          <w:rFonts w:ascii="Times New Roman" w:hAnsi="Times New Roman"/>
-          <w:color w:val="FF0000"/>
-          <w:sz w:val="24"/>
-        </w:rPr>
-        <w:t xml:space="preserve"> </w:t>
-      </w:r>
-      <w:r>
-        <w:rPr>
-          <w:rFonts w:ascii="Times New Roman" w:hAnsi="Times New Roman"/>
-          <w:color w:val="000000"/>
-          <w:sz w:val="24"/>
-        </w:rPr>
-        <w:t>Мученики Твої, Господи,* у стражданнях своїх прийняли вінець нетлінний від Тебе, Бога нашого,* мавши бо кріпость Твою, вони мучителів подолали,* сокрушили і демонів зухвальства безсильні.* Їх молитвами спаси душі наші.</w:t>
-      </w:r>
-    </w:p>
-    <w:p>
-      <w:pPr/>
-      <w:r>
-        <w:rPr>
-          <w:rFonts w:ascii="Times New Roman" w:hAnsi="Times New Roman"/>
-          <w:i/>
-          <w:color w:val="FF0000"/>
-          <w:sz w:val="24"/>
-        </w:rPr>
-        <w:t>Тропар (г. 8):</w:t>
-      </w:r>
-      <w:r>
-        <w:rPr>
-          <w:rFonts w:ascii="Times New Roman" w:hAnsi="Times New Roman"/>
-          <w:color w:val="FF0000"/>
-          <w:sz w:val="24"/>
-        </w:rPr>
-        <w:t xml:space="preserve"> </w:t>
-      </w:r>
-      <w:r>
-        <w:rPr>
-          <w:rFonts w:ascii="Times New Roman" w:hAnsi="Times New Roman"/>
-          <w:color w:val="000000"/>
-          <w:sz w:val="24"/>
-        </w:rPr>
-        <w:t xml:space="preserve">В тобі, мати, дбайливо зберігся образ,* </w:t>
-      </w:r>
-      <w:r>
-        <w:rPr>
-          <w:rFonts w:ascii="Times New Roman" w:hAnsi="Times New Roman"/>
-          <w:color w:val="000000"/>
-          <w:sz w:val="24"/>
-        </w:rPr>
-        <w:t>бо, прийнявши хрест, ти пішла слідом за Христом* і ділом навчала ти погорджувати тілом, бо воно проминає,* а дбати про душу – єство безсмертне.* Тим-то з ангелами разом радується,* преподобна Матроно, дух твій.</w:t>
-      </w:r>
-    </w:p>
-    <w:p>
-      <w:pPr/>
-      <w:r>
-        <w:rPr>
-          <w:b/>
-        </w:rPr>
-        <w:t xml:space="preserve">І нині: </w:t>
-      </w:r>
-      <w:r>
-        <w:rPr/>
-        <w:t>богородичний</w:t>
-      </w:r>
-    </w:p>
-    <w:p>
       <w:pPr>
         <w:pStyle w:val="Heading3"/>
         <w:spacing w:after="120" w:before="0" w:lineRule="auto"/>
@@ -10832,9 +10755,10 @@
           <w:rFonts w:ascii="Times New Roman" w:cs="Times New Roman" w:eastAsia="Times New Roman" w:hAnsi="Times New Roman"/>
           <w:i w:val="1"/>
           <w:color w:val="ff0000"/>
-          <w:rtl w:val="0"/>
-        </w:rPr>
-        <w:t>4</w:t>
+          <w:highlight w:val="yellow"/>
+          <w:rtl w:val="0"/>
+        </w:rPr>
+        <w:t xml:space="preserve">???</w:t>
       </w:r>
       <w:r>
         <w:rPr>
@@ -11226,83 +11150,6 @@
       </w:r>
     </w:p>
     <w:p>
-      <w:pPr/>
-      <w:r>
-        <w:rPr>
-          <w:rFonts w:ascii="Times New Roman" w:hAnsi="Times New Roman"/>
-          <w:i/>
-          <w:color w:val="FF0000"/>
-          <w:sz w:val="24"/>
-        </w:rPr>
-        <w:t>Тропар (г. 4):</w:t>
-      </w:r>
-      <w:r>
-        <w:rPr>
-          <w:rFonts w:ascii="Times New Roman" w:hAnsi="Times New Roman"/>
-          <w:color w:val="FF0000"/>
-          <w:sz w:val="24"/>
-        </w:rPr>
-        <w:t xml:space="preserve"> </w:t>
-      </w:r>
-      <w:r>
-        <w:rPr>
-          <w:rFonts w:ascii="Times New Roman" w:hAnsi="Times New Roman"/>
-          <w:color w:val="000000"/>
-          <w:sz w:val="24"/>
-        </w:rPr>
-        <w:t>Мученики Твої, Господи,* у стражданнях своїх прийняли вінець нетлінний від Тебе, Бога нашого,* мавши бо кріпость Твою, вони мучителів подолали,* сокрушили і демонів зухвальства безсильні.* Їх молитвами спаси душі наші.</w:t>
-      </w:r>
-    </w:p>
-    <w:p>
-      <w:pPr/>
-      <w:r>
-        <w:rPr>
-          <w:rFonts w:ascii="Times New Roman" w:hAnsi="Times New Roman"/>
-          <w:i/>
-          <w:color w:val="FF0000"/>
-          <w:sz w:val="24"/>
-        </w:rPr>
-        <w:t>Тропар (г. 8):</w:t>
-      </w:r>
-      <w:r>
-        <w:rPr>
-          <w:rFonts w:ascii="Times New Roman" w:hAnsi="Times New Roman"/>
-          <w:color w:val="FF0000"/>
-          <w:sz w:val="24"/>
-        </w:rPr>
-        <w:t xml:space="preserve"> </w:t>
-      </w:r>
-      <w:r>
-        <w:rPr>
-          <w:rFonts w:ascii="Times New Roman" w:hAnsi="Times New Roman"/>
-          <w:color w:val="000000"/>
-          <w:sz w:val="24"/>
-        </w:rPr>
-        <w:t xml:space="preserve">В тобі, мати, дбайливо зберігся образ,* </w:t>
-      </w:r>
-      <w:r>
-        <w:rPr>
-          <w:rFonts w:ascii="Times New Roman" w:hAnsi="Times New Roman"/>
-          <w:color w:val="000000"/>
-          <w:sz w:val="24"/>
-        </w:rPr>
-        <w:t>бо, прийнявши хрест, ти пішла слідом за Христом* і ділом навчала ти погорджувати тілом, бо воно проминає,* а дбати про душу – єство безсмертне.* Тим-то з ангелами разом радується,* преподобна Матроно, дух твій.</w:t>
-      </w:r>
-    </w:p>
-    <w:p>
-      <w:pPr/>
-      <w:r>
-        <w:rPr>
-          <w:b/>
-        </w:rPr>
-        <w:t xml:space="preserve">І нині: </w:t>
-      </w:r>
-      <w:r>
-        <w:rPr/>
-        <w:t>богородичний</w:t>
-      </w:r>
-    </w:p>
-    <w:p>
       <w:pPr>
         <w:pStyle w:val="Heading3"/>
         <w:spacing w:after="120" w:before="0" w:lineRule="auto"/>
@@ -11777,83 +11624,6 @@
       </w:r>
     </w:p>
     <w:p>
-      <w:pPr/>
-      <w:r>
-        <w:rPr>
-          <w:rFonts w:ascii="Times New Roman" w:hAnsi="Times New Roman"/>
-          <w:i/>
-          <w:color w:val="FF0000"/>
-          <w:sz w:val="24"/>
-        </w:rPr>
-        <w:t>Тропар (г. 4):</w:t>
-      </w:r>
-      <w:r>
-        <w:rPr>
-          <w:rFonts w:ascii="Times New Roman" w:hAnsi="Times New Roman"/>
-          <w:color w:val="FF0000"/>
-          <w:sz w:val="24"/>
-        </w:rPr>
-        <w:t xml:space="preserve"> </w:t>
-      </w:r>
-      <w:r>
-        <w:rPr>
-          <w:rFonts w:ascii="Times New Roman" w:hAnsi="Times New Roman"/>
-          <w:color w:val="000000"/>
-          <w:sz w:val="24"/>
-        </w:rPr>
-        <w:t>Мученики Твої, Господи,* у стражданнях своїх прийняли вінець нетлінний від Тебе, Бога нашого,* мавши бо кріпость Твою, вони мучителів подолали,* сокрушили і демонів зухвальства безсильні.* Їх молитвами спаси душі наші.</w:t>
-      </w:r>
-    </w:p>
-    <w:p>
-      <w:pPr/>
-      <w:r>
-        <w:rPr>
-          <w:rFonts w:ascii="Times New Roman" w:hAnsi="Times New Roman"/>
-          <w:i/>
-          <w:color w:val="FF0000"/>
-          <w:sz w:val="24"/>
-        </w:rPr>
-        <w:t>Тропар (г. 8):</w:t>
-      </w:r>
-      <w:r>
-        <w:rPr>
-          <w:rFonts w:ascii="Times New Roman" w:hAnsi="Times New Roman"/>
-          <w:color w:val="FF0000"/>
-          <w:sz w:val="24"/>
-        </w:rPr>
-        <w:t xml:space="preserve"> </w:t>
-      </w:r>
-      <w:r>
-        <w:rPr>
-          <w:rFonts w:ascii="Times New Roman" w:hAnsi="Times New Roman"/>
-          <w:color w:val="000000"/>
-          <w:sz w:val="24"/>
-        </w:rPr>
-        <w:t xml:space="preserve">В тобі, мати, дбайливо зберігся образ,* </w:t>
-      </w:r>
-      <w:r>
-        <w:rPr>
-          <w:rFonts w:ascii="Times New Roman" w:hAnsi="Times New Roman"/>
-          <w:color w:val="000000"/>
-          <w:sz w:val="24"/>
-        </w:rPr>
-        <w:t>бо, прийнявши хрест, ти пішла слідом за Христом* і ділом навчала ти погорджувати тілом, бо воно проминає,* а дбати про душу – єство безсмертне.* Тим-то з ангелами разом радується,* преподобна Матроно, дух твій.</w:t>
-      </w:r>
-    </w:p>
-    <w:p>
-      <w:pPr/>
-      <w:r>
-        <w:rPr>
-          <w:b/>
-        </w:rPr>
-        <w:t xml:space="preserve">І нині: </w:t>
-      </w:r>
-      <w:r>
-        <w:rPr/>
-        <w:t>богородичний</w:t>
-      </w:r>
-    </w:p>
-    <w:p>
       <w:pPr>
         <w:pStyle w:val="Heading3"/>
         <w:spacing w:after="120" w:before="0" w:lineRule="auto"/>
@@ -12852,83 +12622,6 @@
       </w:r>
     </w:p>
     <w:p>
-      <w:pPr/>
-      <w:r>
-        <w:rPr>
-          <w:rFonts w:ascii="Times New Roman" w:hAnsi="Times New Roman"/>
-          <w:i/>
-          <w:color w:val="FF0000"/>
-          <w:sz w:val="24"/>
-        </w:rPr>
-        <w:t>Тропар (г. 4):</w:t>
-      </w:r>
-      <w:r>
-        <w:rPr>
-          <w:rFonts w:ascii="Times New Roman" w:hAnsi="Times New Roman"/>
-          <w:color w:val="FF0000"/>
-          <w:sz w:val="24"/>
-        </w:rPr>
-        <w:t xml:space="preserve"> </w:t>
-      </w:r>
-      <w:r>
-        <w:rPr>
-          <w:rFonts w:ascii="Times New Roman" w:hAnsi="Times New Roman"/>
-          <w:color w:val="000000"/>
-          <w:sz w:val="24"/>
-        </w:rPr>
-        <w:t>Мученики Твої, Господи,* у стражданнях своїх прийняли вінець нетлінний від Тебе, Бога нашого,* мавши бо кріпость Твою, вони мучителів подолали,* сокрушили і демонів зухвальства безсильні.* Їх молитвами спаси душі наші.</w:t>
-      </w:r>
-    </w:p>
-    <w:p>
-      <w:pPr/>
-      <w:r>
-        <w:rPr>
-          <w:rFonts w:ascii="Times New Roman" w:hAnsi="Times New Roman"/>
-          <w:i/>
-          <w:color w:val="FF0000"/>
-          <w:sz w:val="24"/>
-        </w:rPr>
-        <w:t>Тропар (г. 8):</w:t>
-      </w:r>
-      <w:r>
-        <w:rPr>
-          <w:rFonts w:ascii="Times New Roman" w:hAnsi="Times New Roman"/>
-          <w:color w:val="FF0000"/>
-          <w:sz w:val="24"/>
-        </w:rPr>
-        <w:t xml:space="preserve"> </w:t>
-      </w:r>
-      <w:r>
-        <w:rPr>
-          <w:rFonts w:ascii="Times New Roman" w:hAnsi="Times New Roman"/>
-          <w:color w:val="000000"/>
-          <w:sz w:val="24"/>
-        </w:rPr>
-        <w:t xml:space="preserve">В тобі, мати, дбайливо зберігся образ,* </w:t>
-      </w:r>
-      <w:r>
-        <w:rPr>
-          <w:rFonts w:ascii="Times New Roman" w:hAnsi="Times New Roman"/>
-          <w:color w:val="000000"/>
-          <w:sz w:val="24"/>
-        </w:rPr>
-        <w:t>бо, прийнявши хрест, ти пішла слідом за Христом* і ділом навчала ти погорджувати тілом, бо воно проминає,* а дбати про душу – єство безсмертне.* Тим-то з ангелами разом радується,* преподобна Матроно, дух твій.</w:t>
-      </w:r>
-    </w:p>
-    <w:p>
-      <w:pPr/>
-      <w:r>
-        <w:rPr>
-          <w:b/>
-        </w:rPr>
-        <w:t xml:space="preserve">І нині: </w:t>
-      </w:r>
-      <w:r>
-        <w:rPr/>
-        <w:t>богородичний</w:t>
-      </w:r>
-    </w:p>
-    <w:p>
       <w:pPr>
         <w:pStyle w:val="Heading3"/>
         <w:spacing w:after="120" w:before="0" w:lineRule="auto"/>
@@ -13312,83 +13005,6 @@
       </w:r>
     </w:p>
     <w:p>
-      <w:pPr/>
-      <w:r>
-        <w:rPr>
-          <w:rFonts w:ascii="Times New Roman" w:hAnsi="Times New Roman"/>
-          <w:i/>
-          <w:color w:val="FF0000"/>
-          <w:sz w:val="24"/>
-        </w:rPr>
-        <w:t>Тропар (г. 4):</w:t>
-      </w:r>
-      <w:r>
-        <w:rPr>
-          <w:rFonts w:ascii="Times New Roman" w:hAnsi="Times New Roman"/>
-          <w:color w:val="FF0000"/>
-          <w:sz w:val="24"/>
-        </w:rPr>
-        <w:t xml:space="preserve"> </w:t>
-      </w:r>
-      <w:r>
-        <w:rPr>
-          <w:rFonts w:ascii="Times New Roman" w:hAnsi="Times New Roman"/>
-          <w:color w:val="000000"/>
-          <w:sz w:val="24"/>
-        </w:rPr>
-        <w:t>Мученики Твої, Господи,* у стражданнях своїх прийняли вінець нетлінний від Тебе, Бога нашого,* мавши бо кріпость Твою, вони мучителів подолали,* сокрушили і демонів зухвальства безсильні.* Їх молитвами спаси душі наші.</w:t>
-      </w:r>
-    </w:p>
-    <w:p>
-      <w:pPr/>
-      <w:r>
-        <w:rPr>
-          <w:rFonts w:ascii="Times New Roman" w:hAnsi="Times New Roman"/>
-          <w:i/>
-          <w:color w:val="FF0000"/>
-          <w:sz w:val="24"/>
-        </w:rPr>
-        <w:t>Тропар (г. 8):</w:t>
-      </w:r>
-      <w:r>
-        <w:rPr>
-          <w:rFonts w:ascii="Times New Roman" w:hAnsi="Times New Roman"/>
-          <w:color w:val="FF0000"/>
-          <w:sz w:val="24"/>
-        </w:rPr>
-        <w:t xml:space="preserve"> </w:t>
-      </w:r>
-      <w:r>
-        <w:rPr>
-          <w:rFonts w:ascii="Times New Roman" w:hAnsi="Times New Roman"/>
-          <w:color w:val="000000"/>
-          <w:sz w:val="24"/>
-        </w:rPr>
-        <w:t xml:space="preserve">В тобі, мати, дбайливо зберігся образ,* </w:t>
-      </w:r>
-      <w:r>
-        <w:rPr>
-          <w:rFonts w:ascii="Times New Roman" w:hAnsi="Times New Roman"/>
-          <w:color w:val="000000"/>
-          <w:sz w:val="24"/>
-        </w:rPr>
-        <w:t>бо, прийнявши хрест, ти пішла слідом за Христом* і ділом навчала ти погорджувати тілом, бо воно проминає,* а дбати про душу – єство безсмертне.* Тим-то з ангелами разом радується,* преподобна Матроно, дух твій.</w:t>
-      </w:r>
-    </w:p>
-    <w:p>
-      <w:pPr/>
-      <w:r>
-        <w:rPr>
-          <w:b/>
-        </w:rPr>
-        <w:t xml:space="preserve">І нині: </w:t>
-      </w:r>
-      <w:r>
-        <w:rPr/>
-        <w:t>богородичний</w:t>
-      </w:r>
-    </w:p>
-    <w:p>
       <w:pPr>
         <w:pStyle w:val="Heading3"/>
         <w:spacing w:after="120" w:before="0" w:lineRule="auto"/>
@@ -14311,83 +13927,6 @@
         <w:rPr>
           <w:rtl w:val="0"/>
         </w:rPr>
-      </w:r>
-    </w:p>
-    <w:p>
-      <w:pPr/>
-      <w:r>
-        <w:rPr>
-          <w:rFonts w:ascii="Times New Roman" w:hAnsi="Times New Roman"/>
-          <w:i/>
-          <w:color w:val="FF0000"/>
-          <w:sz w:val="24"/>
-        </w:rPr>
-        <w:t>Тропар (г. 4):</w:t>
-      </w:r>
-      <w:r>
-        <w:rPr>
-          <w:rFonts w:ascii="Times New Roman" w:hAnsi="Times New Roman"/>
-          <w:color w:val="FF0000"/>
-          <w:sz w:val="24"/>
-        </w:rPr>
-        <w:t xml:space="preserve"> </w:t>
-      </w:r>
-      <w:r>
-        <w:rPr>
-          <w:rFonts w:ascii="Times New Roman" w:hAnsi="Times New Roman"/>
-          <w:color w:val="000000"/>
-          <w:sz w:val="24"/>
-        </w:rPr>
-        <w:t>Мученики Твої, Господи,* у стражданнях своїх прийняли вінець нетлінний від Тебе, Бога нашого,* мавши бо кріпость Твою, вони мучителів подолали,* сокрушили і демонів зухвальства безсильні.* Їх молитвами спаси душі наші.</w:t>
-      </w:r>
-    </w:p>
-    <w:p>
-      <w:pPr/>
-      <w:r>
-        <w:rPr>
-          <w:rFonts w:ascii="Times New Roman" w:hAnsi="Times New Roman"/>
-          <w:i/>
-          <w:color w:val="FF0000"/>
-          <w:sz w:val="24"/>
-        </w:rPr>
-        <w:t>Тропар (г. 8):</w:t>
-      </w:r>
-      <w:r>
-        <w:rPr>
-          <w:rFonts w:ascii="Times New Roman" w:hAnsi="Times New Roman"/>
-          <w:color w:val="FF0000"/>
-          <w:sz w:val="24"/>
-        </w:rPr>
-        <w:t xml:space="preserve"> </w:t>
-      </w:r>
-      <w:r>
-        <w:rPr>
-          <w:rFonts w:ascii="Times New Roman" w:hAnsi="Times New Roman"/>
-          <w:color w:val="000000"/>
-          <w:sz w:val="24"/>
-        </w:rPr>
-        <w:t xml:space="preserve">В тобі, мати, дбайливо зберігся образ,* </w:t>
-      </w:r>
-      <w:r>
-        <w:rPr>
-          <w:rFonts w:ascii="Times New Roman" w:hAnsi="Times New Roman"/>
-          <w:color w:val="000000"/>
-          <w:sz w:val="24"/>
-        </w:rPr>
-        <w:t>бо, прийнявши хрест, ти пішла слідом за Христом* і ділом навчала ти погорджувати тілом, бо воно проминає,* а дбати про душу – єство безсмертне.* Тим-то з ангелами разом радується,* преподобна Матроно, дух твій.</w:t>
-      </w:r>
-    </w:p>
-    <w:p>
-      <w:pPr/>
-      <w:r>
-        <w:rPr>
-          <w:b/>
-        </w:rPr>
-        <w:t xml:space="preserve">І нині: </w:t>
-      </w:r>
-      <w:r>
-        <w:rPr/>
-        <w:t>богородичний</w:t>
       </w:r>
     </w:p>
     <w:p>
@@ -17705,83 +17244,6 @@
         <w:rPr>
           <w:rtl w:val="0"/>
         </w:rPr>
-      </w:r>
-    </w:p>
-    <w:p>
-      <w:pPr/>
-      <w:r>
-        <w:rPr>
-          <w:rFonts w:ascii="Times New Roman" w:hAnsi="Times New Roman"/>
-          <w:i/>
-          <w:color w:val="FF0000"/>
-          <w:sz w:val="24"/>
-        </w:rPr>
-        <w:t>Тропар (г. 4):</w:t>
-      </w:r>
-      <w:r>
-        <w:rPr>
-          <w:rFonts w:ascii="Times New Roman" w:hAnsi="Times New Roman"/>
-          <w:color w:val="FF0000"/>
-          <w:sz w:val="24"/>
-        </w:rPr>
-        <w:t xml:space="preserve"> </w:t>
-      </w:r>
-      <w:r>
-        <w:rPr>
-          <w:rFonts w:ascii="Times New Roman" w:hAnsi="Times New Roman"/>
-          <w:color w:val="000000"/>
-          <w:sz w:val="24"/>
-        </w:rPr>
-        <w:t>Мученики Твої, Господи,* у стражданнях своїх прийняли вінець нетлінний від Тебе, Бога нашого,* мавши бо кріпость Твою, вони мучителів подолали,* сокрушили і демонів зухвальства безсильні.* Їх молитвами спаси душі наші.</w:t>
-      </w:r>
-    </w:p>
-    <w:p>
-      <w:pPr/>
-      <w:r>
-        <w:rPr>
-          <w:rFonts w:ascii="Times New Roman" w:hAnsi="Times New Roman"/>
-          <w:i/>
-          <w:color w:val="FF0000"/>
-          <w:sz w:val="24"/>
-        </w:rPr>
-        <w:t>Тропар (г. 8):</w:t>
-      </w:r>
-      <w:r>
-        <w:rPr>
-          <w:rFonts w:ascii="Times New Roman" w:hAnsi="Times New Roman"/>
-          <w:color w:val="FF0000"/>
-          <w:sz w:val="24"/>
-        </w:rPr>
-        <w:t xml:space="preserve"> </w:t>
-      </w:r>
-      <w:r>
-        <w:rPr>
-          <w:rFonts w:ascii="Times New Roman" w:hAnsi="Times New Roman"/>
-          <w:color w:val="000000"/>
-          <w:sz w:val="24"/>
-        </w:rPr>
-        <w:t xml:space="preserve">В тобі, мати, дбайливо зберігся образ,* </w:t>
-      </w:r>
-      <w:r>
-        <w:rPr>
-          <w:rFonts w:ascii="Times New Roman" w:hAnsi="Times New Roman"/>
-          <w:color w:val="000000"/>
-          <w:sz w:val="24"/>
-        </w:rPr>
-        <w:t>бо, прийнявши хрест, ти пішла слідом за Христом* і ділом навчала ти погорджувати тілом, бо воно проминає,* а дбати про душу – єство безсмертне.* Тим-то з ангелами разом радується,* преподобна Матроно, дух твій.</w:t>
-      </w:r>
-    </w:p>
-    <w:p>
-      <w:pPr/>
-      <w:r>
-        <w:rPr>
-          <w:b/>
-        </w:rPr>
-        <w:t xml:space="preserve">І нині: </w:t>
-      </w:r>
-      <w:r>
-        <w:rPr/>
-        <w:t>богородичний</w:t>
       </w:r>
     </w:p>
     <w:p>

--- a/flow/20230914_vu_template/drafts/2023-11-u/09-ЧТ-мчч.Онисифора й Порфирія.docx
+++ b/flow/20230914_vu_template/drafts/2023-11-u/09-ЧТ-мчч.Онисифора й Порфирія.docx
@@ -4,21 +4,37 @@
   <w:body>
     <w:p>
       <w:r>
+        <w:rPr>
+          <w:rFonts w:ascii="Times New Roman" w:hAnsi="Times New Roman"/>
+          <w:sz w:val="24"/>
+        </w:rPr>
         <w:t>Листопад 9 Четвер</w:t>
       </w:r>
     </w:p>
     <w:p>
       <w:r>
+        <w:rPr>
+          <w:rFonts w:ascii="Times New Roman" w:hAnsi="Times New Roman"/>
+          <w:sz w:val="24"/>
+        </w:rPr>
         <w:t xml:space="preserve">Святих мучеників Онисифора й Порфирія </w:t>
       </w:r>
     </w:p>
     <w:p>
       <w:r>
+        <w:rPr>
+          <w:rFonts w:ascii="Times New Roman" w:hAnsi="Times New Roman"/>
+          <w:sz w:val="24"/>
+        </w:rPr>
         <w:t xml:space="preserve">Преподобної матері нашої Матрони </w:t>
       </w:r>
     </w:p>
     <w:p>
       <w:r>
+        <w:rPr>
+          <w:rFonts w:ascii="Times New Roman" w:hAnsi="Times New Roman"/>
+          <w:sz w:val="24"/>
+        </w:rPr>
         <w:t>Преподобної Теоктисти, що з Лезви</w:t>
       </w:r>
     </w:p>
